--- a/PP-salygos/templates/AK_LTEN_PASIULYMAS.docx
+++ b/PP-salygos/templates/AK_LTEN_PASIULYMAS.docx
@@ -222,7 +222,7 @@
                 <w:sz w:val="20"/>
                 <w:szCs w:val="20"/>
               </w:rPr>
-              <w:t>/ĮMONĖS PAVADINIMAS/</w:t>
+              <w:t>ĮMONĖS PAVADINIMAS</w:t>
             </w:r>
             <w:r>
               <w:rPr>
@@ -256,6 +256,16 @@
               </w:rPr>
               <w:t xml:space="preserve"> </w:t>
             </w:r>
+          </w:p>
+          <w:p>
+            <w:pPr>
+              <w:jc w:val="center"/>
+              <w:rPr>
+                <w:rFonts w:ascii="Arial" w:hAnsi="Arial" w:cs="Arial"/>
+                <w:sz w:val="20"/>
+                <w:szCs w:val="20"/>
+              </w:rPr>
+            </w:pPr>
             <w:r>
               <w:rPr>
                 <w:rFonts w:ascii="Arial" w:hAnsi="Arial" w:cs="Arial"/>
@@ -267,16 +277,6 @@
               </w:rPr>
               <w:t xml:space="preserve">PREKIŲ / PASLAUGŲ / DARBŲ </w:t>
             </w:r>
-          </w:p>
-          <w:p>
-            <w:pPr>
-              <w:jc w:val="center"/>
-              <w:rPr>
-                <w:rFonts w:ascii="Arial" w:hAnsi="Arial" w:cs="Arial"/>
-                <w:sz w:val="20"/>
-                <w:szCs w:val="20"/>
-              </w:rPr>
-            </w:pPr>
             <w:r>
               <w:rPr>
                 <w:rFonts w:ascii="Arial" w:hAnsi="Arial" w:cs="Arial"/>
@@ -384,7 +384,7 @@
                 <w:u w:val="none"/>
                 <w:lang w:val="en-GB"/>
               </w:rPr>
-              <w:t>/ĮMONĖS PAVADINIMAS/</w:t>
+              <w:t>ĮMONĖS PAVADINIMAS</w:t>
             </w:r>
           </w:p>
         </w:tc>
@@ -701,7 +701,31 @@
                 <w:szCs w:val="20"/>
                 <w:lang w:val="en-GB"/>
               </w:rPr>
-              <w:t xml:space="preserve">(leave only the part for which the Supplier submits the </w:t>
+              <w:t>(</w:t>
+            </w:r>
+            <w:r>
+              <w:rPr>
+                <w:rFonts w:ascii="Arial" w:hAnsi="Arial" w:cs="Arial"/>
+                <w:bCs/>
+                <w:i/>
+                <w:color w:val="FF0000"/>
+                <w:sz w:val="20"/>
+                <w:szCs w:val="20"/>
+                <w:lang w:val="en-GB"/>
+              </w:rPr>
+              <w:t>Leave</w:t>
+            </w:r>
+            <w:r>
+              <w:rPr>
+                <w:rFonts w:ascii="Arial" w:hAnsi="Arial" w:cs="Arial"/>
+                <w:bCs/>
+                <w:i/>
+                <w:color w:val="FF0000"/>
+                <w:sz w:val="20"/>
+                <w:szCs w:val="20"/>
+                <w:lang w:val="en-GB"/>
+              </w:rPr>
+              <w:t xml:space="preserve"> only the part for which the Supplier submits the </w:t>
             </w:r>
             <w:r>
               <w:rPr>
@@ -1335,7 +1359,18 @@
                 <w:sz w:val="20"/>
                 <w:szCs w:val="20"/>
               </w:rPr>
-              <w:t>Tiekėjo/kiekvieno Tiekėjų grupės nario elektroninio pašto adresas, kuriuo turėtų būti siunčiamas Veiklos partnerių patikros klausimynas pildymui</w:t>
+              <w:t xml:space="preserve">Tiekėjo/kiekvieno Tiekėjų grupės nario elektroninio pašto adresas, kuriuo turėtų būti siunčiamas Veiklos </w:t>
+            </w:r>
+            <w:r>
+              <w:rPr>
+                <w:rFonts w:ascii="Arial" w:hAnsi="Arial" w:cs="Arial"/>
+                <w:b/>
+                <w:bCs/>
+                <w:sz w:val="20"/>
+                <w:szCs w:val="20"/>
+              </w:rPr>
+              <w:lastRenderedPageBreak/>
+              <w:t>partnerių patikros klausimynas pildymui</w:t>
             </w:r>
             <w:r>
               <w:rPr>
@@ -1374,7 +1409,20 @@
                 <w:szCs w:val="20"/>
                 <w:lang w:val="en-GB"/>
               </w:rPr>
-              <w:t>The email address of the Supplier / each member of the group of Suppliers to which the Business Partner due</w:t>
+              <w:lastRenderedPageBreak/>
+              <w:t xml:space="preserve">The email address of the Supplier / each member of the group of Suppliers to which the Business </w:t>
+            </w:r>
+            <w:r>
+              <w:rPr>
+                <w:rFonts w:ascii="Arial" w:hAnsi="Arial" w:cs="Arial"/>
+                <w:b/>
+                <w:bCs/>
+                <w:sz w:val="20"/>
+                <w:szCs w:val="20"/>
+                <w:lang w:val="en-GB"/>
+              </w:rPr>
+              <w:lastRenderedPageBreak/>
+              <w:t>Partner due</w:t>
             </w:r>
             <w:r>
               <w:rPr>
@@ -1598,19 +1646,7 @@
                 <w:szCs w:val="20"/>
                 <w:lang w:val="en-GB"/>
               </w:rPr>
-              <w:t xml:space="preserve"> by a Supplier group, the codes of all the </w:t>
-            </w:r>
-            <w:r>
-              <w:rPr>
-                <w:rFonts w:ascii="Arial" w:hAnsi="Arial" w:cs="Arial"/>
-                <w:i/>
-                <w:iCs/>
-                <w:sz w:val="20"/>
-                <w:szCs w:val="20"/>
-                <w:lang w:val="en-GB"/>
-              </w:rPr>
-              <w:lastRenderedPageBreak/>
-              <w:t>Supplier group members shall be indicated.</w:t>
+              <w:t xml:space="preserve"> by a Supplier group, the codes of all the Supplier group members shall be indicated.</w:t>
             </w:r>
           </w:p>
         </w:tc>
@@ -2442,7 +2478,16 @@
                 <w:sz w:val="20"/>
                 <w:szCs w:val="20"/>
               </w:rPr>
-              <w:t>ar jų dalių, teritorijų (specialaus statuso zonų)</w:t>
+              <w:t xml:space="preserve">ar jų dalių, teritorijų </w:t>
+            </w:r>
+            <w:r>
+              <w:rPr>
+                <w:rFonts w:ascii="Arial" w:hAnsi="Arial" w:cs="Arial"/>
+                <w:sz w:val="20"/>
+                <w:szCs w:val="20"/>
+              </w:rPr>
+              <w:lastRenderedPageBreak/>
+              <w:t>(specialaus statuso zonų)</w:t>
             </w:r>
             <w:r>
               <w:rPr>
@@ -2470,18 +2515,7 @@
                 <w:szCs w:val="20"/>
                 <w:lang w:eastAsia="zh-CN"/>
               </w:rPr>
-              <w:t xml:space="preserve">importas yra draudžiamas pagal Jungtinių Tautų saugumo tarybos sprendimus arba kurioms taikomos Jungtinių Amerikos Valstijų, Europos Sąjungos ribojamosios priemonės (sankcijos) ar kitų tarptautinių organizacijų, kurių narė yra arba kuriose </w:t>
-            </w:r>
-            <w:r>
-              <w:rPr>
-                <w:rFonts w:ascii="Arial" w:hAnsi="Arial" w:cs="Arial"/>
-                <w:color w:val="000000" w:themeColor="text1"/>
-                <w:sz w:val="20"/>
-                <w:szCs w:val="20"/>
-                <w:lang w:eastAsia="zh-CN"/>
-              </w:rPr>
-              <w:lastRenderedPageBreak/>
-              <w:t xml:space="preserve">dalyvauja Lietuvos Respublika, tarptautinės sankcijos. </w:t>
+              <w:t xml:space="preserve">importas yra draudžiamas pagal Jungtinių Tautų saugumo tarybos sprendimus arba kurioms taikomos Jungtinių Amerikos Valstijų, Europos Sąjungos ribojamosios priemonės (sankcijos) ar kitų tarptautinių organizacijų, kurių narė yra arba kuriose dalyvauja Lietuvos Respublika, tarptautinės sankcijos. </w:t>
             </w:r>
             <w:r>
               <w:rPr>
@@ -2522,7 +2556,7 @@
                 <w:lang w:val="en-US"/>
               </w:rPr>
               <w:lastRenderedPageBreak/>
-              <w:t xml:space="preserve">By submitting the Tender we confirm that all the goods (materials used, equipment) offered, whether independently or used for the execution of works or the provision of services, will meet the requirements the Contracting Entity and will not be imported from the countries or their parts, territories (special status zones), from which imports of such supplied goods (materials used, equipment) are prohibited by decisions of the United Nations Security Council or in the case of restrictive measures (sanctions) by the United States, the European Union or international sanctions of other international organizations, the member or participant  of which is the Republic of Lithuania. Upon written </w:t>
+              <w:t xml:space="preserve">By submitting the Tender we confirm that all the goods (materials used, equipment) offered, whether independently or used for the execution of works or the provision of services, will meet the requirements the Contracting Entity and will not be imported from the countries or their parts, territories (special </w:t>
             </w:r>
             <w:r>
               <w:rPr>
@@ -2532,7 +2566,7 @@
                 <w:lang w:val="en-US"/>
               </w:rPr>
               <w:lastRenderedPageBreak/>
-              <w:t xml:space="preserve">request of the Contracting Entity, documents confirming the country of origin of the goods (materials used, equipment), the manufacturer and its shareholders will be submitted within the deadline specified by the Contracting Entity. </w:t>
+              <w:t xml:space="preserve">status zones), from which imports of such supplied goods (materials used, equipment) are prohibited by decisions of the United Nations Security Council or in the case of restrictive measures (sanctions) by the United States, the European Union or international sanctions of other international organizations, the member or participant  of which is the Republic of Lithuania. Upon written request of the Contracting Entity, documents confirming the country of origin of the goods (materials used, equipment), the manufacturer and its shareholders will be submitted within the deadline specified by the Contracting Entity. </w:t>
             </w:r>
           </w:p>
         </w:tc>
@@ -3338,7 +3372,16 @@
                 <w:sz w:val="20"/>
                 <w:szCs w:val="20"/>
               </w:rPr>
-              <w:t>, informuojame, kad mes ir/ar mūsų kontroliuojami asmenys (jeigu tokie yra) dalyvavo ir/ar dalyvauja įstatymu</w:t>
+              <w:t xml:space="preserve">, informuojame, kad mes ir/ar mūsų kontroliuojami asmenys (jeigu tokie yra) dalyvavo ir/ar dalyvauja </w:t>
+            </w:r>
+            <w:r>
+              <w:rPr>
+                <w:rFonts w:ascii="Arial" w:hAnsi="Arial" w:cs="Arial"/>
+                <w:sz w:val="20"/>
+                <w:szCs w:val="20"/>
+              </w:rPr>
+              <w:lastRenderedPageBreak/>
+              <w:t>įstatymu</w:t>
             </w:r>
             <w:r>
               <w:rPr>
@@ -3355,16 +3398,7 @@
                 <w:sz w:val="20"/>
                 <w:szCs w:val="20"/>
               </w:rPr>
-              <w:t xml:space="preserve"> pripažintos nesaugia branduolinės elektrinės statyboje trečiojoje šalyje ar jos veikloje, su tokios elektrinės veikla susijusios </w:t>
-            </w:r>
-            <w:r>
-              <w:rPr>
-                <w:rFonts w:ascii="Arial" w:hAnsi="Arial" w:cs="Arial"/>
-                <w:sz w:val="20"/>
-                <w:szCs w:val="20"/>
-              </w:rPr>
-              <w:lastRenderedPageBreak/>
-              <w:t>elektros energetikos infrastruktūros plėtros projektuose, kaip nurodyta Lietuvos Respublikos būtinųjų priemonių, skirtų apsisaugoti nuo trečiųjų šalių nesaugių branduolinių elektrinių keliamų grėsmių, įstatyme.</w:t>
+              <w:t xml:space="preserve"> pripažintos nesaugia branduolinės elektrinės statyboje trečiojoje šalyje ar jos veikloje, su tokios elektrinės veikla susijusios elektros energetikos infrastruktūros plėtros projektuose, kaip nurodyta Lietuvos Respublikos būtinųjų priemonių, skirtų apsisaugoti nuo trečiųjų šalių nesaugių branduolinių elektrinių keliamų grėsmių, įstatyme.</w:t>
             </w:r>
           </w:p>
         </w:tc>
@@ -3641,7 +3675,17 @@
                 <w:szCs w:val="20"/>
                 <w:lang w:val="en-GB"/>
               </w:rPr>
-              <w:t xml:space="preserve"> the construction of statutory</w:t>
+              <w:t xml:space="preserve"> the construction of </w:t>
+            </w:r>
+            <w:r>
+              <w:rPr>
+                <w:rFonts w:ascii="Arial" w:hAnsi="Arial" w:cs="Arial"/>
+                <w:sz w:val="20"/>
+                <w:szCs w:val="20"/>
+                <w:lang w:val="en-GB"/>
+              </w:rPr>
+              <w:lastRenderedPageBreak/>
+              <w:t>statutory</w:t>
             </w:r>
             <w:r>
               <w:rPr>
@@ -3659,17 +3703,7 @@
                 <w:szCs w:val="20"/>
                 <w:lang w:val="en-GB"/>
               </w:rPr>
-              <w:t xml:space="preserve"> unsafe nuclear power plant in a third country or its activities, in the development of electricity infrastructure related to such a power plant, as </w:t>
-            </w:r>
-            <w:r>
-              <w:rPr>
-                <w:rFonts w:ascii="Arial" w:hAnsi="Arial" w:cs="Arial"/>
-                <w:sz w:val="20"/>
-                <w:szCs w:val="20"/>
-                <w:lang w:val="en-GB"/>
-              </w:rPr>
-              <w:lastRenderedPageBreak/>
-              <w:t>specified in the Republic of Lithuania to protect against the unsafe threats posed by nuclear power plants in third countries</w:t>
+              <w:t xml:space="preserve"> unsafe nuclear power plant in a third country or its activities, in the development of electricity infrastructure related to such a power plant, as specified in the Republic of Lithuania to protect against the unsafe threats posed by nuclear power plants in third countries</w:t>
             </w:r>
             <w:r>
               <w:rPr>
@@ -4547,7 +4581,17 @@
                 <w:szCs w:val="20"/>
                 <w:lang w:eastAsia="zh-CN"/>
               </w:rPr>
-              <w:t>kai sandorio pagrindu susidarytų aplinkybės, nurodytos Nacionaliniam saugumui užtikrinti svarbių objektų apsaugos įstatymo 13 straipsnio 4 dalies 1 punkte, ir:</w:t>
+              <w:t xml:space="preserve">kai sandorio pagrindu susidarytų aplinkybės, nurodytos Nacionaliniam </w:t>
+            </w:r>
+            <w:r>
+              <w:rPr>
+                <w:rFonts w:ascii="Arial" w:hAnsi="Arial" w:cs="Arial"/>
+                <w:sz w:val="20"/>
+                <w:szCs w:val="20"/>
+                <w:lang w:eastAsia="zh-CN"/>
+              </w:rPr>
+              <w:lastRenderedPageBreak/>
+              <w:t>saugumui užtikrinti svarbių objektų apsaugos įstatymo 13 straipsnio 4 dalies 1 punkte, ir:</w:t>
             </w:r>
           </w:p>
         </w:tc>
@@ -4579,6 +4623,7 @@
                 <w:szCs w:val="20"/>
                 <w:lang w:val="en-US"/>
               </w:rPr>
+              <w:lastRenderedPageBreak/>
               <w:t xml:space="preserve">We confirm that the goods (including their manufacturers), services or works we offer will not endanger national security, </w:t>
             </w:r>
             <w:r>
@@ -4588,7 +4633,17 @@
                 <w:szCs w:val="20"/>
                 <w:lang w:val="en-US"/>
               </w:rPr>
-              <w:t xml:space="preserve"> when on the basis of the contract agreement, the circumstances defined in Article of  13 Part 4 (1) the Law on the Protection of Objects of Importance for Ensuring National Security of the Republic of Lithuania deem to arise, and:</w:t>
+              <w:t xml:space="preserve"> when on the basis of the contract agreement, the circumstances defined in Article of  13 Part 4 (1) the Law on </w:t>
+            </w:r>
+            <w:r>
+              <w:rPr>
+                <w:rFonts w:ascii="Arial" w:hAnsi="Arial" w:cs="Arial"/>
+                <w:sz w:val="20"/>
+                <w:szCs w:val="20"/>
+                <w:lang w:val="en-US"/>
+              </w:rPr>
+              <w:lastRenderedPageBreak/>
+              <w:t>the Protection of Objects of Importance for Ensuring National Security of the Republic of Lithuania deem to arise, and:</w:t>
             </w:r>
             <w:commentRangeStart w:id="7"/>
             <w:commentRangeEnd w:id="7"/>
@@ -4629,6 +4684,7 @@
                 <w:sz w:val="20"/>
                 <w:szCs w:val="20"/>
               </w:rPr>
+              <w:lastRenderedPageBreak/>
               <w:t>1.</w:t>
             </w:r>
             <w:r>
@@ -4745,7 +4801,6 @@
                 <w:sz w:val="20"/>
                 <w:szCs w:val="20"/>
               </w:rPr>
-              <w:lastRenderedPageBreak/>
               <w:t>1.</w:t>
             </w:r>
             <w:r>
@@ -6189,7 +6244,18 @@
                 <w:szCs w:val="20"/>
                 <w:lang w:eastAsia="lt-LT"/>
               </w:rPr>
-              <w:t xml:space="preserve"> ūkio subjektų grupės, kurios bet kuris narys vykdo veiklą VPĮ  92 straipsnio 15 dalyje numatytame sąraše nurodytose valstybėse ar teritorijose, narys arba jos vadovas, kitas valdymo ar priežiūros organo narys ar kitas (kiti) asmuo (asmenys), turintis (turintys) teisę atstovauti tiekėjui, subtiekėjui, ūkio subjektui, kurio pajėgumais remiamasi, ar jį kontroliuoti, jo vardu priimti sprendimą, sudaryti sandorį, ir tokiu būdu dalyvauja tokių ūkio subjektų grupių ir (ar) ūkio subjektų veikloje.</w:t>
+              <w:t xml:space="preserve"> ūkio subjektų grupės, kurios bet kuris narys vykdo veiklą VPĮ  92 straipsnio 15 dalyje numatytame sąraše nurodytose valstybėse ar teritorijose, narys arba jos vadovas, kitas valdymo ar priežiūros organo narys ar kitas (kiti) asmuo (asmenys), turintis (turintys) teisę atstovauti tiekėjui, </w:t>
+            </w:r>
+            <w:r>
+              <w:rPr>
+                <w:rFonts w:ascii="Arial" w:hAnsi="Arial" w:cs="Arial"/>
+                <w:color w:val="000000"/>
+                <w:sz w:val="20"/>
+                <w:szCs w:val="20"/>
+                <w:lang w:eastAsia="lt-LT"/>
+              </w:rPr>
+              <w:lastRenderedPageBreak/>
+              <w:t>subtiekėjui, ūkio subjektui, kurio pajėgumais remiamasi, ar jį kontroliuoti, jo vardu priimti sprendimą, sudaryti sandorį, ir tokiu būdu dalyvauja tokių ūkio subjektų grupių ir (ar) ūkio subjektų veikloje.</w:t>
             </w:r>
           </w:p>
         </w:tc>
@@ -6221,6 +6287,7 @@
                 <w:szCs w:val="20"/>
                 <w:lang w:val="en-GB"/>
               </w:rPr>
+              <w:lastRenderedPageBreak/>
               <w:t>The supplier, its subcontractor, or the economic operator whose capacities are relied upon  operate in the states or territories listed in Article 92(15) of the LPP</w:t>
             </w:r>
             <w:r>
@@ -6257,7 +6324,17 @@
                 <w:szCs w:val="20"/>
                 <w:lang w:val="en-GB"/>
               </w:rPr>
-              <w:t>ead of such a group, or any other member of its management or supervisory body, or any other individual(s) authorized to represent, control, make decisions on behalf of, or enter into agreements for the supplier, subcontractor, or the economic operator whose capacities are relied upon, participate in the activities of such economic operator groups and/or economic operators.</w:t>
+              <w:t xml:space="preserve">ead of such a group, or any other member of its management or supervisory body, or any other individual(s) authorized to represent, control, make decisions on behalf of, or enter into agreements for the supplier, </w:t>
+            </w:r>
+            <w:r>
+              <w:rPr>
+                <w:rFonts w:ascii="Arial" w:hAnsi="Arial" w:cs="Arial"/>
+                <w:sz w:val="20"/>
+                <w:szCs w:val="20"/>
+                <w:lang w:val="en-GB"/>
+              </w:rPr>
+              <w:lastRenderedPageBreak/>
+              <w:t>subcontractor, or the economic operator whose capacities are relied upon, participate in the activities of such economic operator groups and/or economic operators.</w:t>
             </w:r>
           </w:p>
         </w:tc>
@@ -6286,6 +6363,7 @@
                 <w:sz w:val="20"/>
                 <w:szCs w:val="20"/>
               </w:rPr>
+              <w:lastRenderedPageBreak/>
               <w:t>1.</w:t>
             </w:r>
             <w:r>
@@ -6329,18 +6407,7 @@
                 <w:szCs w:val="20"/>
                 <w:lang w:eastAsia="lt-LT"/>
               </w:rPr>
-              <w:t xml:space="preserve">Patvirtinu, kad mano atstovaujamo Tiekėjo sudėtyje nėra Rusijos dalyvavimo, viršijančio 2014 m. liepos 31 d. Tarybos reglamento (ES) </w:t>
-            </w:r>
-            <w:r>
-              <w:rPr>
-                <w:rFonts w:ascii="Arial" w:eastAsia="Times New Roman" w:hAnsi="Arial" w:cs="Arial"/>
-                <w:color w:val="000000"/>
-                <w:sz w:val="20"/>
-                <w:szCs w:val="20"/>
-                <w:lang w:eastAsia="lt-LT"/>
-              </w:rPr>
-              <w:lastRenderedPageBreak/>
-              <w:t>Nr. 833/2014 dėl ribojamųjų priemonių atsižvelgiant į Rusijos veiksmus, kuriais destabilizuojama padėtis Ukrainoje, su pakeitimais, padarytais 2022 m. balandžio 8 d. Tarybos reglamentu (ES) Nr. 2022/576, 5k straipsnyje nustatytas ribas. Visų pirma patvirtinu, kad:</w:t>
+              <w:t>Patvirtinu, kad mano atstovaujamo Tiekėjo sudėtyje nėra Rusijos dalyvavimo, viršijančio 2014 m. liepos 31 d. Tarybos reglamento (ES) Nr. 833/2014 dėl ribojamųjų priemonių atsižvelgiant į Rusijos veiksmus, kuriais destabilizuojama padėtis Ukrainoje, su pakeitimais, padarytais 2022 m. balandžio 8 d. Tarybos reglamentu (ES) Nr. 2022/576, 5k straipsnyje nustatytas ribas. Visų pirma patvirtinu, kad:</w:t>
             </w:r>
             <w:commentRangeEnd w:id="10"/>
             <w:r>
@@ -6382,18 +6449,7 @@
                 <w:szCs w:val="20"/>
                 <w:lang w:val="en-GB"/>
               </w:rPr>
-              <w:lastRenderedPageBreak/>
-              <w:t xml:space="preserve">I declare under honour that there is no Russian involvement in the contract of the company I represent exceeding the limits set in Article 5k of Council </w:t>
-            </w:r>
-            <w:r>
-              <w:rPr>
-                <w:rFonts w:ascii="Arial" w:hAnsi="Arial" w:cs="Arial"/>
-                <w:sz w:val="20"/>
-                <w:szCs w:val="20"/>
-                <w:lang w:val="en-GB"/>
-              </w:rPr>
-              <w:lastRenderedPageBreak/>
-              <w:t>Regulation (EU) No 833/2014 of 31 July 2014 concerning restrictive measures in view of Russia’s actions destabilising the situation in Ukraine, as amended by Council Regulation (EU) No 2022/578 of 8 April 2022. In particular I declare that:</w:t>
+              <w:t>I declare under honour that there is no Russian involvement in the contract of the company I represent exceeding the limits set in Article 5k of Council Regulation (EU) No 833/2014 of 31 July 2014 concerning restrictive measures in view of Russia’s actions destabilising the situation in Ukraine, as amended by Council Regulation (EU) No 2022/578 of 8 April 2022. In particular I declare that:</w:t>
             </w:r>
           </w:p>
         </w:tc>
@@ -6422,7 +6478,6 @@
                 <w:sz w:val="20"/>
                 <w:szCs w:val="20"/>
               </w:rPr>
-              <w:lastRenderedPageBreak/>
               <w:t>a)</w:t>
             </w:r>
           </w:p>
@@ -7295,7 +7350,17 @@
                 <w:szCs w:val="20"/>
                 <w:lang w:eastAsia="zh-CN"/>
               </w:rPr>
-              <w:t>Patvirtinu, kad Tiekėjas, Subtiekėjai, kuriuos esu pasitelkęs ar pasitelksiu ateityje, Ūkio subjektai, kurių pajėgumais remiuosi ar (ir) remsiuosi, yra registruoti (Tiekėjas, Tiekėjų grupės narys, Subtiekėjas, Ūkio subjektas, kurio pajėgumais remiamasi, Kvazisubtiekėjas, kuris yra fizinis asmuo – nuolat gyvenantis ar turintys pilietybę) Europos Sąjungos valstybėje narėje, Šiaurės Atlanto sutarties organizacijos valstybėje narėje ar trečiojoje šalyje, pasirašiusioje PĮ 29 straipsnio 4 dalyje nurodytus tarptautinius susitarimus.</w:t>
+              <w:t xml:space="preserve">Patvirtinu, kad Tiekėjas, Subtiekėjai, kuriuos esu pasitelkęs ar pasitelksiu ateityje, Ūkio subjektai, kurių pajėgumais remiuosi ar (ir) remsiuosi, yra registruoti (Tiekėjas, Tiekėjų grupės narys, Subtiekėjas, Ūkio subjektas, kurio pajėgumais remiamasi, Kvazisubtiekėjas, kuris yra fizinis asmuo – nuolat gyvenantis ar turintys pilietybę) Europos Sąjungos valstybėje narėje, Šiaurės Atlanto sutarties organizacijos </w:t>
+            </w:r>
+            <w:r>
+              <w:rPr>
+                <w:rFonts w:ascii="Arial" w:hAnsi="Arial" w:cs="Arial"/>
+                <w:sz w:val="20"/>
+                <w:szCs w:val="20"/>
+                <w:lang w:eastAsia="zh-CN"/>
+              </w:rPr>
+              <w:lastRenderedPageBreak/>
+              <w:t>valstybėje narėje ar trečiojoje šalyje, pasirašiusioje PĮ 29 straipsnio 4 dalyje nurodytus tarptautinius susitarimus.</w:t>
             </w:r>
           </w:p>
           <w:p>
@@ -7338,6 +7403,7 @@
                 <w:szCs w:val="20"/>
                 <w:lang w:val="en-GB"/>
               </w:rPr>
+              <w:lastRenderedPageBreak/>
               <w:t>I declare under honour</w:t>
             </w:r>
             <w:r>
@@ -7374,7 +7440,17 @@
                 <w:szCs w:val="20"/>
                 <w:lang w:val="en-GB"/>
               </w:rPr>
-              <w:t xml:space="preserve"> are  registered (the Supplier, the Sub-supplier, a member of the Supplier group, the Economic entity on whose capacities the Supplier relies on, the Quasi-Sub-supplier, a natural person is not a permanent resident or has a citizenship) in a member state of the European Union, member state of the North Atlantic Treaty Organization or in a third country which is a signatory to the international agreements referred to in Article 29 (4) of the LP</w:t>
+              <w:t xml:space="preserve"> are  registered (the Supplier, the Sub-supplier, a member of the Supplier group, the Economic entity on whose capacities the Supplier relies on, the Quasi-Sub-supplier, a natural person is not a permanent resident or has a citizenship) in a member state of the European Union, member state of the North Atlantic Treaty Organization or in a third </w:t>
+            </w:r>
+            <w:r>
+              <w:rPr>
+                <w:rFonts w:ascii="Arial" w:hAnsi="Arial" w:cs="Arial"/>
+                <w:sz w:val="20"/>
+                <w:szCs w:val="20"/>
+                <w:lang w:val="en-GB"/>
+              </w:rPr>
+              <w:lastRenderedPageBreak/>
+              <w:t>country which is a signatory to the international agreements referred to in Article 29 (4) of the LP</w:t>
             </w:r>
             <w:commentRangeEnd w:id="16"/>
             <w:r>
@@ -7414,6 +7490,7 @@
                 <w:sz w:val="20"/>
                 <w:szCs w:val="20"/>
               </w:rPr>
+              <w:lastRenderedPageBreak/>
               <w:t>1.1</w:t>
             </w:r>
             <w:r>
@@ -7519,7 +7596,6 @@
                 <w:sz w:val="20"/>
                 <w:szCs w:val="20"/>
               </w:rPr>
-              <w:lastRenderedPageBreak/>
               <w:t>1.</w:t>
             </w:r>
             <w:r>
@@ -10111,6 +10187,7 @@
                 <w:sz w:val="20"/>
                 <w:szCs w:val="20"/>
               </w:rPr>
+              <w:lastRenderedPageBreak/>
               <w:t xml:space="preserve">/ </w:t>
             </w:r>
             <w:r>
@@ -10163,6 +10240,7 @@
                 <w:sz w:val="20"/>
                 <w:szCs w:val="20"/>
               </w:rPr>
+              <w:lastRenderedPageBreak/>
               <w:t>Maksimalus / Preliminarus</w:t>
             </w:r>
             <w:r>
@@ -10238,6 +10316,7 @@
                 <w:sz w:val="20"/>
                 <w:szCs w:val="20"/>
               </w:rPr>
+              <w:lastRenderedPageBreak/>
               <w:t xml:space="preserve">Paslaugų teikimo/Prekių tiekimo/Darbų atlikimo </w:t>
             </w:r>
             <w:r>
@@ -10334,7 +10413,6 @@
                 <w:szCs w:val="20"/>
                 <w:lang w:val="en-GB"/>
               </w:rPr>
-              <w:lastRenderedPageBreak/>
               <w:t>Maximum</w:t>
             </w:r>
             <w:r>
@@ -10848,6 +10926,7 @@
                 <w:sz w:val="20"/>
                 <w:szCs w:val="20"/>
               </w:rPr>
+              <w:lastRenderedPageBreak/>
               <w:t>1.</w:t>
             </w:r>
           </w:p>
@@ -11665,6 +11744,7 @@
           <w:sz w:val="20"/>
           <w:szCs w:val="20"/>
         </w:rPr>
+        <w:lastRenderedPageBreak/>
         <w:t xml:space="preserve">**Jeigu taikomas 0 proc. ar lengvatinis PVM dydžio tarifas, prašome nurodyti, kuo vadovaujantis taikomas toks PVM dydžio tarifas: </w:t>
       </w:r>
       <w:r>
@@ -11756,7 +11836,6 @@
                 <w:sz w:val="20"/>
                 <w:szCs w:val="20"/>
               </w:rPr>
-              <w:lastRenderedPageBreak/>
               <w:t>4</w:t>
             </w:r>
             <w:r>
@@ -12322,6 +12401,7 @@
                 <w:sz w:val="20"/>
                 <w:szCs w:val="20"/>
               </w:rPr>
+              <w:lastRenderedPageBreak/>
               <w:t>Perkantysis subjektas</w:t>
             </w:r>
             <w:r>
@@ -12616,7 +12696,17 @@
                 <w:szCs w:val="20"/>
                 <w:lang w:val="en-GB"/>
               </w:rPr>
-              <w:t xml:space="preserve"> may not disclose to third parties the information received from the suppliers, which they have indicated as confidential except for cases where the information of the Tender cannot be confidential as indicated in point </w:t>
+              <w:t xml:space="preserve"> may not disclose to third parties the information received from the suppliers, which they have indicated as confidential except </w:t>
+            </w:r>
+            <w:r>
+              <w:rPr>
+                <w:rFonts w:ascii="Arial" w:hAnsi="Arial" w:cs="Arial"/>
+                <w:sz w:val="20"/>
+                <w:szCs w:val="20"/>
+                <w:lang w:val="en-GB"/>
+              </w:rPr>
+              <w:lastRenderedPageBreak/>
+              <w:t xml:space="preserve">for cases where the information of the Tender cannot be confidential as indicated in point </w:t>
             </w:r>
             <w:r>
               <w:rPr>
@@ -13518,7 +13608,16 @@
                 <w:sz w:val="20"/>
                 <w:szCs w:val="20"/>
               </w:rPr>
-              <w:t xml:space="preserve"> vadovaujantis PĮ 32 straipsnio 2 dalimi, VPT ir teismų formuojama praktika, kad tiekėjo duomenys apie pašalinimo pagrindų buvimą/nebuvimą, kvalifikaciniai duomenys, kuriais tiekėjas remiasi siekdamas laimėti viešąjį pirkimą, negali būti laikomi konfidencialia informacija, išskyrus tokius kvalifikaciją pagrindžiančius dokumentus, kuriuos atskleidus būtų pažeisti tiekėjo įsipareigojimai pagal su trečiaisiais asmenimis sudarytas sutartis (PĮ 32 str. 2 d. 3 p.) arba informacijos atskleidimas negalimas pagal Asmens duomenų teisinės apsaugos įstatymą.</w:t>
+              <w:t xml:space="preserve"> vadovaujantis PĮ 32 straipsnio 2 dalimi, VPT ir teismų formuojama praktika, kad tiekėjo duomenys apie pašalinimo pagrindų buvimą/nebuvimą, kvalifikaciniai duomenys, kuriais tiekėjas remiasi siekdamas laimėti viešąjį pirkimą, negali būti laikomi konfidencialia informacija, išskyrus tokius kvalifikaciją pagrindžiančius dokumentus, kuriuos atskleidus būtų pažeisti tiekėjo įsipareigojimai pagal su trečiaisiais asmenimis sudarytas sutartis (PĮ </w:t>
+            </w:r>
+            <w:r>
+              <w:rPr>
+                <w:rFonts w:ascii="Arial" w:hAnsi="Arial" w:cs="Arial"/>
+                <w:sz w:val="20"/>
+                <w:szCs w:val="20"/>
+              </w:rPr>
+              <w:lastRenderedPageBreak/>
+              <w:t>32 str. 2 d. 3 p.) arba informacijos atskleidimas negalimas pagal Asmens duomenų teisinės apsaugos įstatymą.</w:t>
             </w:r>
           </w:p>
         </w:tc>
@@ -13543,6 +13642,7 @@
                 <w:szCs w:val="20"/>
                 <w:lang w:val="en-US"/>
               </w:rPr>
+              <w:lastRenderedPageBreak/>
               <w:t>Information will be published</w:t>
             </w:r>
             <w:r>
@@ -13553,7 +13653,18 @@
                 <w:szCs w:val="20"/>
                 <w:lang w:val="en-US"/>
               </w:rPr>
-              <w:t xml:space="preserve"> in accordance with Article 32 (2) of the LP, PPO and case law, that states that the Supplier's data on the existence / absence of grounds for exclusion, the qualification data on which the supplier relies on in order to win the public procurement, cannot be considered confidential, except for such qualification documents, the disclosure of which would violate the Supplier's obligations under contracts with third parties (Article 32 (2) point 3 the LP) or disclosure of information is not possible under the Law on the Legal Protection of Personal Data.</w:t>
+              <w:t xml:space="preserve"> in accordance with Article 32 (2) of the LP, PPO and case law, that states that the Supplier's data on the existence / absence of grounds for exclusion, the qualification data on which the supplier relies on in order to win the public procurement, cannot be considered confidential, except for such qualification documents, the disclosure of which would violate the Supplier's obligations under contracts with third parties </w:t>
+            </w:r>
+            <w:r>
+              <w:rPr>
+                <w:rFonts w:ascii="Arial" w:eastAsia="Times New Roman" w:hAnsi="Arial" w:cs="Arial"/>
+                <w:bCs/>
+                <w:sz w:val="20"/>
+                <w:szCs w:val="20"/>
+                <w:lang w:val="en-US"/>
+              </w:rPr>
+              <w:lastRenderedPageBreak/>
+              <w:t>(Article 32 (2) point 3 the LP) or disclosure of information is not possible under the Law on the Legal Protection of Personal Data.</w:t>
             </w:r>
           </w:p>
         </w:tc>
@@ -13577,6 +13688,7 @@
                 <w:sz w:val="20"/>
                 <w:szCs w:val="20"/>
               </w:rPr>
+              <w:lastRenderedPageBreak/>
               <w:t>4.</w:t>
             </w:r>
           </w:p>
@@ -13691,18 +13803,7 @@
                 <w:szCs w:val="20"/>
                 <w:lang w:val="en-US"/>
               </w:rPr>
-              <w:t xml:space="preserve"> in accordance with Article 32 (2) of the LP, </w:t>
-            </w:r>
-            <w:r>
-              <w:rPr>
-                <w:rFonts w:ascii="Arial" w:eastAsia="Times New Roman" w:hAnsi="Arial" w:cs="Arial"/>
-                <w:bCs/>
-                <w:sz w:val="20"/>
-                <w:szCs w:val="20"/>
-                <w:lang w:val="en-US"/>
-              </w:rPr>
-              <w:lastRenderedPageBreak/>
-              <w:t>PPO and case law, except for the components of the price rates.</w:t>
+              <w:t xml:space="preserve"> in accordance with Article 32 (2) of the LP, PPO and case law, except for the components of the price rates.</w:t>
             </w:r>
           </w:p>
         </w:tc>
@@ -13726,7 +13827,6 @@
                 <w:sz w:val="20"/>
                 <w:szCs w:val="20"/>
               </w:rPr>
-              <w:lastRenderedPageBreak/>
               <w:t>5.</w:t>
             </w:r>
           </w:p>
@@ -14069,6 +14169,8 @@
       </w:r>
     </w:p>
     <w:sectPr>
+      <w:headerReference w:type="first" r:id="rId11"/>
+      <w:footerReference w:type="first" r:id="rId12"/>
       <w:pgSz w:w="16838" w:h="11906" w:orient="landscape"/>
       <w:pgMar w:top="1701" w:right="1134" w:bottom="567" w:left="1134" w:header="567" w:footer="567" w:gutter="0"/>
       <w:cols w:space="1296"/>
@@ -14194,6 +14296,71 @@
 </w:endnotes>
 </file>
 
+<file path=word/footer1.xml><?xml version="1.0" encoding="utf-8"?>
+<w:ftr xmlns:wpc="http://schemas.microsoft.com/office/word/2010/wordprocessingCanvas" xmlns:cx="http://schemas.microsoft.com/office/drawing/2014/chartex" xmlns:cx1="http://schemas.microsoft.com/office/drawing/2015/9/8/chartex" xmlns:cx2="http://schemas.microsoft.com/office/drawing/2015/10/21/chartex" xmlns:cx3="http://schemas.microsoft.com/office/drawing/2016/5/9/chartex" xmlns:cx4="http://schemas.microsoft.com/office/drawing/2016/5/10/chartex" xmlns:cx5="http://schemas.microsoft.com/office/drawing/2016/5/11/chartex" xmlns:cx6="http://schemas.microsoft.com/office/drawing/2016/5/12/chartex" xmlns:cx7="http://schemas.microsoft.com/office/drawing/2016/5/13/chartex" xmlns:cx8="http://schemas.microsoft.com/office/drawing/2016/5/14/chartex" xmlns:mc="http://schemas.openxmlformats.org/markup-compatibility/2006" xmlns:aink="http://schemas.microsoft.com/office/drawing/2016/ink" xmlns:am3d="http://schemas.microsoft.com/office/drawing/2017/model3d" xmlns:o="urn:schemas-microsoft-com:office:office" xmlns:oel="http://schemas.microsoft.com/office/2019/extlst" xmlns:r="http://schemas.openxmlformats.org/officeDocument/2006/relationships" xmlns:m="http://schemas.openxmlformats.org/officeDocument/2006/math" xmlns:v="urn:schemas-microsoft-com:vml" xmlns:wp14="http://schemas.microsoft.com/office/word/2010/wordprocessingDrawing" xmlns:wp="http://schemas.openxmlformats.org/drawingml/2006/wordprocessingDrawing" xmlns:w10="urn:schemas-microsoft-com:office:word" xmlns:w="http://schemas.openxmlformats.org/wordprocessingml/2006/main" xmlns:w14="http://schemas.microsoft.com/office/word/2010/wordml" xmlns:w15="http://schemas.microsoft.com/office/word/2012/wordml" xmlns:w16cex="http://schemas.microsoft.com/office/word/2018/wordml/cex" xmlns:w16cid="http://schemas.microsoft.com/office/word/2016/wordml/cid" xmlns:w16="http://schemas.microsoft.com/office/word/2018/wordml" xmlns:w16du="http://schemas.microsoft.com/office/word/2023/wordml/word16du" xmlns:w16sdtdh="http://schemas.microsoft.com/office/word/2020/wordml/sdtdatahash" xmlns:w16sdtfl="http://schemas.microsoft.com/office/word/2024/wordml/sdtformatlock" xmlns:w16se="http://schemas.microsoft.com/office/word/2015/wordml/symex" xmlns:wpg="http://schemas.microsoft.com/office/word/2010/wordprocessingGroup" xmlns:wpi="http://schemas.microsoft.com/office/word/2010/wordprocessingInk" xmlns:wne="http://schemas.microsoft.com/office/word/2006/wordml" xmlns:wps="http://schemas.microsoft.com/office/word/2010/wordprocessingShape" mc:Ignorable="w14 w15 w16se w16cid w16 w16cex w16sdtdh w16sdtfl w16du wp14">
+  <w:sdt>
+    <w:sdtPr>
+      <w:id w:val="1776364638"/>
+      <w:docPartObj>
+        <w:docPartGallery w:val="Page Numbers (Bottom of Page)"/>
+        <w:docPartUnique/>
+      </w:docPartObj>
+    </w:sdtPr>
+    <w:sdtEndPr>
+      <w:rPr>
+        <w:rFonts w:ascii="Arial" w:hAnsi="Arial" w:cs="Arial"/>
+      </w:rPr>
+    </w:sdtEndPr>
+    <w:sdtContent>
+      <w:p>
+        <w:pPr>
+          <w:pStyle w:val="Footer"/>
+          <w:jc w:val="center"/>
+          <w:rPr>
+            <w:rFonts w:ascii="Arial" w:hAnsi="Arial" w:cs="Arial"/>
+          </w:rPr>
+        </w:pPr>
+        <w:r>
+          <w:rPr>
+            <w:rFonts w:ascii="Arial" w:hAnsi="Arial" w:cs="Arial"/>
+          </w:rPr>
+          <w:fldChar w:fldCharType="begin"/>
+        </w:r>
+        <w:r>
+          <w:rPr>
+            <w:rFonts w:ascii="Arial" w:hAnsi="Arial" w:cs="Arial"/>
+          </w:rPr>
+          <w:instrText>PAGE   \* MERGEFORMAT</w:instrText>
+        </w:r>
+        <w:r>
+          <w:rPr>
+            <w:rFonts w:ascii="Arial" w:hAnsi="Arial" w:cs="Arial"/>
+          </w:rPr>
+          <w:fldChar w:fldCharType="separate"/>
+        </w:r>
+        <w:r>
+          <w:rPr>
+            <w:rFonts w:ascii="Arial" w:hAnsi="Arial" w:cs="Arial"/>
+          </w:rPr>
+          <w:t>2</w:t>
+        </w:r>
+        <w:r>
+          <w:rPr>
+            <w:rFonts w:ascii="Arial" w:hAnsi="Arial" w:cs="Arial"/>
+          </w:rPr>
+          <w:fldChar w:fldCharType="end"/>
+        </w:r>
+      </w:p>
+    </w:sdtContent>
+  </w:sdt>
+  <w:p>
+    <w:pPr>
+      <w:pStyle w:val="Footer"/>
+    </w:pPr>
+  </w:p>
+</w:ftr>
+</file>
+
 <file path=word/footnotes.xml><?xml version="1.0" encoding="utf-8"?>
 <w:footnotes xmlns:wpc="http://schemas.microsoft.com/office/word/2010/wordprocessingCanvas" xmlns:cx="http://schemas.microsoft.com/office/drawing/2014/chartex" xmlns:cx1="http://schemas.microsoft.com/office/drawing/2015/9/8/chartex" xmlns:cx2="http://schemas.microsoft.com/office/drawing/2015/10/21/chartex" xmlns:cx3="http://schemas.microsoft.com/office/drawing/2016/5/9/chartex" xmlns:cx4="http://schemas.microsoft.com/office/drawing/2016/5/10/chartex" xmlns:cx5="http://schemas.microsoft.com/office/drawing/2016/5/11/chartex" xmlns:cx6="http://schemas.microsoft.com/office/drawing/2016/5/12/chartex" xmlns:cx7="http://schemas.microsoft.com/office/drawing/2016/5/13/chartex" xmlns:cx8="http://schemas.microsoft.com/office/drawing/2016/5/14/chartex" xmlns:mc="http://schemas.openxmlformats.org/markup-compatibility/2006" xmlns:aink="http://schemas.microsoft.com/office/drawing/2016/ink" xmlns:am3d="http://schemas.microsoft.com/office/drawing/2017/model3d" xmlns:o="urn:schemas-microsoft-com:office:office" xmlns:oel="http://schemas.microsoft.com/office/2019/extlst" xmlns:r="http://schemas.openxmlformats.org/officeDocument/2006/relationships" xmlns:m="http://schemas.openxmlformats.org/officeDocument/2006/math" xmlns:v="urn:schemas-microsoft-com:vml" xmlns:wp14="http://schemas.microsoft.com/office/word/2010/wordprocessingDrawing" xmlns:wp="http://schemas.openxmlformats.org/drawingml/2006/wordprocessingDrawing" xmlns:w10="urn:schemas-microsoft-com:office:word" xmlns:w="http://schemas.openxmlformats.org/wordprocessingml/2006/main" xmlns:w14="http://schemas.microsoft.com/office/word/2010/wordml" xmlns:w15="http://schemas.microsoft.com/office/word/2012/wordml" xmlns:w16cex="http://schemas.microsoft.com/office/word/2018/wordml/cex" xmlns:w16cid="http://schemas.microsoft.com/office/word/2016/wordml/cid" xmlns:w16="http://schemas.microsoft.com/office/word/2018/wordml" xmlns:w16du="http://schemas.microsoft.com/office/word/2023/wordml/word16du" xmlns:w16sdtdh="http://schemas.microsoft.com/office/word/2020/wordml/sdtdatahash" xmlns:w16sdtfl="http://schemas.microsoft.com/office/word/2024/wordml/sdtformatlock" xmlns:w16se="http://schemas.microsoft.com/office/word/2015/wordml/symex" xmlns:wpg="http://schemas.microsoft.com/office/word/2010/wordprocessingGroup" xmlns:wpi="http://schemas.microsoft.com/office/word/2010/wordprocessingInk" xmlns:wne="http://schemas.microsoft.com/office/word/2006/wordml" xmlns:wps="http://schemas.microsoft.com/office/word/2010/wordprocessingShape" mc:Ignorable="w14 w15 w16se w16cid w16 w16cex w16sdtdh w16sdtfl w16du wp14">
   <w:footnote w:type="separator" w:id="-1">
@@ -16363,6 +16530,74 @@
     </w:p>
   </w:footnote>
 </w:footnotes>
+</file>
+
+<file path=word/header1.xml><?xml version="1.0" encoding="utf-8"?>
+<w:hdr xmlns:wpc="http://schemas.microsoft.com/office/word/2010/wordprocessingCanvas" xmlns:cx="http://schemas.microsoft.com/office/drawing/2014/chartex" xmlns:cx1="http://schemas.microsoft.com/office/drawing/2015/9/8/chartex" xmlns:cx2="http://schemas.microsoft.com/office/drawing/2015/10/21/chartex" xmlns:cx3="http://schemas.microsoft.com/office/drawing/2016/5/9/chartex" xmlns:cx4="http://schemas.microsoft.com/office/drawing/2016/5/10/chartex" xmlns:cx5="http://schemas.microsoft.com/office/drawing/2016/5/11/chartex" xmlns:cx6="http://schemas.microsoft.com/office/drawing/2016/5/12/chartex" xmlns:cx7="http://schemas.microsoft.com/office/drawing/2016/5/13/chartex" xmlns:cx8="http://schemas.microsoft.com/office/drawing/2016/5/14/chartex" xmlns:mc="http://schemas.openxmlformats.org/markup-compatibility/2006" xmlns:aink="http://schemas.microsoft.com/office/drawing/2016/ink" xmlns:am3d="http://schemas.microsoft.com/office/drawing/2017/model3d" xmlns:o="urn:schemas-microsoft-com:office:office" xmlns:oel="http://schemas.microsoft.com/office/2019/extlst" xmlns:r="http://schemas.openxmlformats.org/officeDocument/2006/relationships" xmlns:m="http://schemas.openxmlformats.org/officeDocument/2006/math" xmlns:v="urn:schemas-microsoft-com:vml" xmlns:wp14="http://schemas.microsoft.com/office/word/2010/wordprocessingDrawing" xmlns:wp="http://schemas.openxmlformats.org/drawingml/2006/wordprocessingDrawing" xmlns:w10="urn:schemas-microsoft-com:office:word" xmlns:w="http://schemas.openxmlformats.org/wordprocessingml/2006/main" xmlns:w14="http://schemas.microsoft.com/office/word/2010/wordml" xmlns:w15="http://schemas.microsoft.com/office/word/2012/wordml" xmlns:w16cex="http://schemas.microsoft.com/office/word/2018/wordml/cex" xmlns:w16cid="http://schemas.microsoft.com/office/word/2016/wordml/cid" xmlns:w16="http://schemas.microsoft.com/office/word/2018/wordml" xmlns:w16du="http://schemas.microsoft.com/office/word/2023/wordml/word16du" xmlns:w16sdtdh="http://schemas.microsoft.com/office/word/2020/wordml/sdtdatahash" xmlns:w16sdtfl="http://schemas.microsoft.com/office/word/2024/wordml/sdtformatlock" xmlns:w16se="http://schemas.microsoft.com/office/word/2015/wordml/symex" xmlns:wpg="http://schemas.microsoft.com/office/word/2010/wordprocessingGroup" xmlns:wpi="http://schemas.microsoft.com/office/word/2010/wordprocessingInk" xmlns:wne="http://schemas.microsoft.com/office/word/2006/wordml" xmlns:wps="http://schemas.microsoft.com/office/word/2010/wordprocessingShape" mc:Ignorable="w14 w15 w16se w16cid w16 w16cex w16sdtdh w16sdtfl w16du wp14">
+  <w:p>
+    <w:pPr>
+      <w:pStyle w:val="Header"/>
+    </w:pPr>
+    <w:r>
+      <w:rPr>
+        <w:noProof/>
+      </w:rPr>
+      <w:drawing>
+        <wp:anchor distT="0" distB="0" distL="114300" distR="114300" simplePos="0" relativeHeight="251658240" behindDoc="0" locked="0" layoutInCell="1" allowOverlap="1" wp14:anchorId="7D5629E6" wp14:editId="32A5F46D">
+          <wp:simplePos x="0" y="0"/>
+          <wp:positionH relativeFrom="margin">
+            <wp:align>center</wp:align>
+          </wp:positionH>
+          <wp:positionV relativeFrom="paragraph">
+            <wp:posOffset>68580</wp:posOffset>
+          </wp:positionV>
+          <wp:extent cx="612250" cy="911232"/>
+          <wp:effectExtent l="0" t="0" r="0" b="3175"/>
+          <wp:wrapTopAndBottom/>
+          <wp:docPr id="7" name="Picture 7" descr="A close-up of a logo&#10;&#10;Description automatically generated with low confidence"/>
+          <wp:cNvGraphicFramePr>
+            <a:graphicFrameLocks xmlns:a="http://schemas.openxmlformats.org/drawingml/2006/main" noChangeAspect="1"/>
+          </wp:cNvGraphicFramePr>
+          <a:graphic xmlns:a="http://schemas.openxmlformats.org/drawingml/2006/main">
+            <a:graphicData uri="http://schemas.openxmlformats.org/drawingml/2006/picture">
+              <pic:pic xmlns:pic="http://schemas.openxmlformats.org/drawingml/2006/picture">
+                <pic:nvPicPr>
+                  <pic:cNvPr id="7" name="Picture 7" descr="A close-up of a logo&#10;&#10;Description automatically generated with low confidence"/>
+                  <pic:cNvPicPr>
+                    <a:picLocks noChangeAspect="1" noChangeArrowheads="1"/>
+                  </pic:cNvPicPr>
+                </pic:nvPicPr>
+                <pic:blipFill>
+                  <a:blip r:embed="rId1">
+                    <a:extLst>
+                      <a:ext uri="{28A0092B-C50C-407E-A947-70E740481C1C}">
+                        <a14:useLocalDpi xmlns:a14="http://schemas.microsoft.com/office/drawing/2010/main" val="0"/>
+                      </a:ext>
+                    </a:extLst>
+                  </a:blip>
+                  <a:srcRect/>
+                  <a:stretch>
+                    <a:fillRect/>
+                  </a:stretch>
+                </pic:blipFill>
+                <pic:spPr bwMode="auto">
+                  <a:xfrm>
+                    <a:off x="0" y="0"/>
+                    <a:ext cx="612250" cy="911232"/>
+                  </a:xfrm>
+                  <a:prstGeom prst="rect">
+                    <a:avLst/>
+                  </a:prstGeom>
+                  <a:noFill/>
+                </pic:spPr>
+              </pic:pic>
+            </a:graphicData>
+          </a:graphic>
+        </wp:anchor>
+      </w:drawing>
+    </w:r>
+  </w:p>
+</w:hdr>
 </file>
 
 <file path=word/numbering.xml><?xml version="1.0" encoding="utf-8"?>
@@ -18025,7 +18260,7 @@
 </file>
 
 <file path=customXml/itemProps1.xml><?xml version="1.0" encoding="utf-8"?>
-<ds:datastoreItem xmlns:ds="http://schemas.openxmlformats.org/officeDocument/2006/customXml" ds:itemID="{E2F0C6FA-751D-4C59-B50C-F6FD8C16E410}">
+<ds:datastoreItem xmlns:ds="http://schemas.openxmlformats.org/officeDocument/2006/customXml" ds:itemID="{360617E3-59CB-4B03-BCE8-02633B8E4A3A}">
   <ds:schemaRefs>
     <ds:schemaRef ds:uri="http://schemas.openxmlformats.org/officeDocument/2006/bibliography"/>
   </ds:schemaRefs>

--- a/PP-salygos/templates/AK_LTEN_PASIULYMAS.docx
+++ b/PP-salygos/templates/AK_LTEN_PASIULYMAS.docx
@@ -2566,7 +2566,7 @@
                 <w:lang w:val="en-US"/>
               </w:rPr>
               <w:lastRenderedPageBreak/>
-              <w:t xml:space="preserve">status zones), from which imports of such supplied goods (materials used, equipment) are prohibited by decisions of the United Nations Security Council or in the case of restrictive measures (sanctions) by the United States, the European Union or international sanctions of other international organizations, the member or participant  of which is the Republic of Lithuania. Upon written request of the Contracting Entity, documents confirming the country of origin of the goods (materials used, equipment), the manufacturer and its shareholders will be submitted within the deadline specified by the Contracting Entity. </w:t>
+              <w:t xml:space="preserve">status zones), from which imports of such supplied goods (materials used, equipment) are prohibited by decisions of the United Nations Security Council or in the case of restrictive measures (sanctions) by the United States, the European Union or international sanctions of other international organizations, the member or participant of which is the Republic of Lithuania. Upon written request of the Contracting Entity, documents confirming the country of origin of the goods (materials used, equipment), the manufacturer and its shareholders will be submitted within the deadline specified by the Contracting Entity. </w:t>
             </w:r>
           </w:p>
         </w:tc>
@@ -2697,7 +2697,7 @@
                 <w:sz w:val="20"/>
                 <w:szCs w:val="20"/>
               </w:rPr>
-              <w:t xml:space="preserve">d. EPSO-G valdybos patvirtintu EPSO-G įmonių grupės  </w:t>
+              <w:t xml:space="preserve">d. EPSO-G valdybos patvirtintu EPSO-G įmonių grupės </w:t>
             </w:r>
             <w:r>
               <w:rPr>
@@ -2731,7 +2731,7 @@
                 <w:sz w:val="20"/>
                 <w:szCs w:val="20"/>
               </w:rPr>
-              <w:t xml:space="preserve">  ir 2023 m. birželio 29 d. EPSO-G valdybos patvirtinta EPSO-G įmonių grupės antikorupcinės veiklos politika</w:t>
+              <w:t xml:space="preserve"> ir 2023 m. birželio 29 d. EPSO-G valdybos patvirtinta EPSO-G įmonių grupės antikorupcinės veiklos politika</w:t>
             </w:r>
             <w:r>
               <w:rPr>
@@ -2757,7 +2757,7 @@
                 <w:sz w:val="20"/>
                 <w:szCs w:val="20"/>
               </w:rPr>
-              <w:t xml:space="preserve">  </w:t>
+              <w:t xml:space="preserve"/>
             </w:r>
             <w:r>
               <w:rPr>
@@ -2805,7 +2805,7 @@
                 <w:szCs w:val="20"/>
                 <w:lang w:val="en-GB"/>
               </w:rPr>
-              <w:t xml:space="preserve">I undertake to ensure that the Supplier/members of the Supplier Group represented by me and the Sub-Suppliers, and Economic entities whose capacity is relied on,  are familiar with </w:t>
+              <w:t xml:space="preserve">I undertake to ensure that the Supplier/members of the Supplier Group represented by me and the Sub-Suppliers, and Economic entities whose capacity is relied on, are familiar with </w:t>
             </w:r>
             <w:r>
               <w:rPr>
@@ -2921,7 +2921,7 @@
                 <w:szCs w:val="20"/>
                 <w:lang w:val="en-GB"/>
               </w:rPr>
-              <w:t xml:space="preserve">  and the EPSO-G Company Group Anti-Corruption Policy</w:t>
+              <w:t xml:space="preserve"> and the EPSO-G Company Group Anti-Corruption Policy</w:t>
             </w:r>
             <w:r>
               <w:rPr>
@@ -2955,7 +2955,7 @@
                 <w:szCs w:val="20"/>
                 <w:lang w:val="en-GB"/>
               </w:rPr>
-              <w:t xml:space="preserve">   approved by the EPSO-G board on 29</w:t>
+              <w:t xml:space="preserve">approved by the EPSO-G board on 29</w:t>
             </w:r>
             <w:r>
               <w:rPr>
@@ -3218,7 +3218,7 @@
                 <w:sz w:val="20"/>
                 <w:szCs w:val="20"/>
               </w:rPr>
-              <w:t xml:space="preserve">.  Teikdami </w:t>
+              <w:t xml:space="preserve">. Teikdami </w:t>
             </w:r>
             <w:r>
               <w:rPr>
@@ -4633,7 +4633,7 @@
                 <w:szCs w:val="20"/>
                 <w:lang w:val="en-US"/>
               </w:rPr>
-              <w:t xml:space="preserve"> when on the basis of the contract agreement, the circumstances defined in Article of  13 Part 4 (1) the Law on </w:t>
+              <w:t xml:space="preserve">when on the basis of the contract agreement, the circumstances defined in Article of 13 Part 4 (1) the Law on </w:t>
             </w:r>
             <w:r>
               <w:rPr>
@@ -5875,7 +5875,7 @@
                 <w:szCs w:val="20"/>
                 <w:lang w:val="en-GB"/>
               </w:rPr>
-              <w:t>the goods  originate or the services are provided from countries or territories included in the list provided for in Article 92 (15) of the LPP;</w:t>
+              <w:t>the goods originate or the services are provided from countries or territories included in the list provided for in Article 92 (15) of the LPP;</w:t>
             </w:r>
           </w:p>
         </w:tc>
@@ -6244,7 +6244,7 @@
                 <w:szCs w:val="20"/>
                 <w:lang w:eastAsia="lt-LT"/>
               </w:rPr>
-              <w:t xml:space="preserve"> ūkio subjektų grupės, kurios bet kuris narys vykdo veiklą VPĮ  92 straipsnio 15 dalyje numatytame sąraše nurodytose valstybėse ar teritorijose, narys arba jos vadovas, kitas valdymo ar priežiūros organo narys ar kitas (kiti) asmuo (asmenys), turintis (turintys) teisę atstovauti tiekėjui, </w:t>
+              <w:t xml:space="preserve"> ūkio subjektų grupės, kurios bet kuris narys vykdo veiklą VPĮ 92 straipsnio 15 dalyje numatytame sąraše nurodytose valstybėse ar teritorijose, narys arba jos vadovas, kitas valdymo ar priežiūros organo narys ar kitas (kiti) asmuo (asmenys), turintis (turintys) teisę atstovauti tiekėjui, </w:t>
             </w:r>
             <w:r>
               <w:rPr>
@@ -6288,7 +6288,7 @@
                 <w:lang w:val="en-GB"/>
               </w:rPr>
               <w:lastRenderedPageBreak/>
-              <w:t>The supplier, its subcontractor, or the economic operator whose capacities are relied upon  operate in the states or territories listed in Article 92(15) of the LPP</w:t>
+              <w:t>The supplier, its subcontractor, or the economic operator whose capacities are relied upon operate in the states or territories listed in Article 92(15) of the LPP</w:t>
             </w:r>
             <w:r>
               <w:rPr>
@@ -6665,7 +6665,7 @@
                 <w:szCs w:val="20"/>
                 <w:lang w:val="en-GB"/>
               </w:rPr>
-              <w:t xml:space="preserve">the Supplier I represent (and none of the companies which are members of our consortium) is not a legal person, entity or body whose proprietary rights are directly or indirectly owned for more than 50 % by an entity referred to in  </w:t>
+              <w:t xml:space="preserve">the Supplier I represent (and none of the companies which are members of our consortium) is not a legal person, entity or body whose proprietary rights are directly or indirectly owned for more than 50 % by an entity referred to in </w:t>
             </w:r>
             <w:r>
               <w:rPr>
@@ -7231,7 +7231,7 @@
                 <w:szCs w:val="20"/>
                 <w:lang w:eastAsia="lt-LT"/>
               </w:rPr>
-              <w:t xml:space="preserve">r) remsiuosi, prekių gamintojams ar juos kontroliuojantiems juridiniams ir (ar) fiziniams asmenims netaikomos  </w:t>
+              <w:t xml:space="preserve">r) remsiuosi, prekių gamintojams ar juos kontroliuojantiems juridiniams ir (ar) fiziniams asmenims netaikomos </w:t>
             </w:r>
             <w:r>
               <w:rPr>
@@ -7273,7 +7273,7 @@
                 <w:szCs w:val="20"/>
                 <w:lang w:val="en-GB"/>
               </w:rPr>
-              <w:t>I declare under honour that the supplier, sub-suppliers whom I have invoked or will invoke in the future, economic operators whose capabilities I rely on and/or will rely on, manufacturers of goods, or the legal or natural persons who control them  are not subject to international sanctions (restrictive measures) implemented by the United Nations Security Council, the European Union, other international organizations of which the Republic of Lithuania is a member or participant, or by the United States of America. The controlling person is understood as defined in the Competition Law of the Republic of Lithuania.</w:t>
+              <w:t>I declare under honour that the supplier, sub-suppliers whom I have invoked or will invoke in the future, economic operators whose capabilities I rely on and/or will rely on, manufacturers of goods, or the legal or natural persons who control them are not subject to international sanctions (restrictive measures) implemented by the United Nations Security Council, the European Union, other international organizations of which the Republic of Lithuania is a member or participant, or by the United States of America. The controlling person is understood as defined in the Competition Law of the Republic of Lithuania.</w:t>
             </w:r>
             <w:r>
               <w:rPr>
@@ -7440,7 +7440,7 @@
                 <w:szCs w:val="20"/>
                 <w:lang w:val="en-GB"/>
               </w:rPr>
-              <w:t xml:space="preserve"> are  registered (the Supplier, the Sub-supplier, a member of the Supplier group, the Economic entity on whose capacities the Supplier relies on, the Quasi-Sub-supplier, a natural person is not a permanent resident or has a citizenship) in a member state of the European Union, member state of the North Atlantic Treaty Organization or in a third </w:t>
+              <w:t xml:space="preserve"> are registered (the Supplier, the Sub-supplier, a member of the Supplier group, the Economic entity on whose capacities the Supplier relies on, the Quasi-Sub-supplier, a natural person is not a permanent resident or has a citizenship) in a member state of the European Union, member state of the North Atlantic Treaty Organization or in a third </w:t>
             </w:r>
             <w:r>
               <w:rPr>
@@ -8734,7 +8734,7 @@
                 <w:szCs w:val="20"/>
                 <w:lang w:val="en-GB" w:eastAsia="lt-LT"/>
               </w:rPr>
-              <w:t xml:space="preserve"> No. </w:t>
+              <w:t xml:space="preserve">No. </w:t>
             </w:r>
             <w:r>
               <w:rPr>
@@ -9041,7 +9041,7 @@
                 <w:szCs w:val="20"/>
                 <w:lang w:val="en-GB" w:eastAsia="lt-LT"/>
               </w:rPr>
-              <w:t xml:space="preserve"> No. </w:t>
+              <w:t xml:space="preserve">No. </w:t>
             </w:r>
             <w:r>
               <w:rPr>
@@ -9346,7 +9346,7 @@
                 <w:szCs w:val="20"/>
                 <w:lang w:val="en-GB" w:eastAsia="lt-LT"/>
               </w:rPr>
-              <w:t xml:space="preserve"> No. </w:t>
+              <w:t xml:space="preserve">No. </w:t>
             </w:r>
             <w:r>
               <w:rPr>
@@ -13552,7 +13552,7 @@
                 <w:sz w:val="20"/>
                 <w:szCs w:val="20"/>
               </w:rPr>
-              <w:t>Tiekėjo EBVPD  ir pagrindžiantys dokumentai</w:t>
+              <w:t>Tiekėjo EBVPD ir pagrindžiantys dokumentai</w:t>
             </w:r>
           </w:p>
         </w:tc>

--- a/PP-salygos/templates/AK_LTEN_PASIULYMAS.docx
+++ b/PP-salygos/templates/AK_LTEN_PASIULYMAS.docx
@@ -7440,7 +7440,7 @@
                 <w:szCs w:val="20"/>
                 <w:lang w:val="en-GB"/>
               </w:rPr>
-              <w:t xml:space="preserve"> are registered (the Supplier, the Sub-supplier, a member of the Supplier group, the Economic entity on whose capacities the Supplier relies on, the Quasi-Sub-supplier, a natural person is not a permanent resident or has a citizenship) in a member state of the European Union, member state of the North Atlantic Treaty Organization or in a third </w:t>
+              <w:t xml:space="preserve"> are registered (the Supplier, the Sub-supplier, a member of the Supplier group, the Economic entity on whose capacities the Supplier relies, the Quasi-Sub-supplier, a natural person is not a permanent resident or has a citizenship) in a member state of the European Union, member state of the North Atlantic Treaty Organization or in a third </w:t>
             </w:r>
             <w:r>
               <w:rPr>
@@ -13653,7 +13653,7 @@
                 <w:szCs w:val="20"/>
                 <w:lang w:val="en-US"/>
               </w:rPr>
-              <w:t xml:space="preserve"> in accordance with Article 32 (2) of the LP, PPO and case law, that states that the Supplier's data on the existence / absence of grounds for exclusion, the qualification data on which the supplier relies on in order to win the public procurement, cannot be considered confidential, except for such qualification documents, the disclosure of which would violate the Supplier's obligations under contracts with third parties </w:t>
+              <w:t xml:space="preserve"> in accordance with Article 32 (2) of the LP, PPO and case law, that states that the Supplier's data on the existence / absence of grounds for exclusion, the qualification data on which the supplier relies in order to win the public procurement, cannot be considered confidential, except for such qualification documents, the disclosure of which would violate the Supplier's obligations under contracts with third parties </w:t>
             </w:r>
             <w:r>
               <w:rPr>

--- a/PP-salygos/templates/AK_LTEN_PASIULYMAS.docx
+++ b/PP-salygos/templates/AK_LTEN_PASIULYMAS.docx
@@ -7350,7 +7350,7 @@
                 <w:szCs w:val="20"/>
                 <w:lang w:eastAsia="zh-CN"/>
               </w:rPr>
-              <w:t xml:space="preserve">Patvirtinu, kad Tiekėjas, Subtiekėjai, kuriuos esu pasitelkęs ar pasitelksiu ateityje, Ūkio subjektai, kurių pajėgumais remiuosi ar (ir) remsiuosi, yra registruoti (Tiekėjas, Tiekėjų grupės narys, Subtiekėjas, Ūkio subjektas, kurio pajėgumais remiamasi, Kvazisubtiekėjas, kuris yra fizinis asmuo – nuolat gyvenantis ar turintys pilietybę) Europos Sąjungos valstybėje narėje, Šiaurės Atlanto sutarties organizacijos </w:t>
+              <w:t xml:space="preserve">Patvirtinu, kad Tiekėjas, Subtiekėjai, kuriuos esu pasitelkęs ar pasitelksiu ateityje, Ūkio subjektai, kurių pajėgumais remiuosi ar (ir) remsiuosi, yra registruoti (jeigu Tiekėjas, Tiekėjų grupės narys, Subtiekėjas, Ūkio subjektas, kurio pajėgumais remiamasi, ar Kvazisubtiekėjas yra fizinis asmuo – nuolat gyvenantis ar turintis pilietybę) Europos Sąjungos valstybėje narėje, Šiaurės Atlanto sutarties organizacijos </w:t>
             </w:r>
             <w:r>
               <w:rPr>

--- a/PP-salygos/templates/AK_LTEN_PASIULYMAS.docx
+++ b/PP-salygos/templates/AK_LTEN_PASIULYMAS.docx
@@ -3842,7 +3842,7 @@
           <w:sz w:val="20"/>
           <w:szCs w:val="20"/>
         </w:rPr>
-        <w:t>1.4.1. lentelė</w:t>
+        <w:t>1.5.1. lentelė</w:t>
       </w:r>
       <w:r>
         <w:rPr>
@@ -3867,7 +3867,7 @@
           <w:sz w:val="20"/>
           <w:szCs w:val="20"/>
         </w:rPr>
-        <w:t>.4.1.</w:t>
+        <w:t>.5.1.</w:t>
       </w:r>
     </w:p>
     <w:tbl>

--- a/PP-salygos/templates/AK_LTEN_PASIULYMAS.docx
+++ b/PP-salygos/templates/AK_LTEN_PASIULYMAS.docx
@@ -6069,7 +6069,7 @@
                 <w:szCs w:val="20"/>
                 <w:lang w:val="en-GB"/>
               </w:rPr>
-              <w:t xml:space="preserve">The Government of the Republic of Lithuania, in accordance with the criteria established in the Law on the Protection of Objects Important for Ensuring National Security, has adopted a decision confirming that the entities specified in Clauses </w:t>
+              <w:t xml:space="preserve">The Government of the Republic of Lithuania, in accordance with the criteria established in the Law on the Protection of Objects Important for Ensuring National Security, has adopted a decision confirming that the entities specified in Clauses 1.8.1 and 1.8.2 of this section</w:t>
             </w:r>
             <w:r>
               <w:rPr>
@@ -6079,7 +6079,7 @@
                 <w:highlight w:val="red"/>
                 <w:lang w:val="en-GB"/>
               </w:rPr>
-              <w:t>1.</w:t>
+              <w:t/>
             </w:r>
             <w:r>
               <w:rPr>
@@ -6089,7 +6089,7 @@
                 <w:highlight w:val="red"/>
                 <w:lang w:val="en-GB"/>
               </w:rPr>
-              <w:t>8</w:t>
+              <w:t/>
             </w:r>
             <w:r>
               <w:rPr>
@@ -6099,16 +6099,16 @@
                 <w:highlight w:val="red"/>
                 <w:lang w:val="en-GB"/>
               </w:rPr>
-              <w:t>.1.</w:t>
-            </w:r>
-            <w:r>
-              <w:rPr>
-                <w:rFonts w:ascii="Arial" w:hAnsi="Arial" w:cs="Arial"/>
-                <w:sz w:val="20"/>
-                <w:szCs w:val="20"/>
-                <w:lang w:val="en-GB"/>
-              </w:rPr>
-              <w:t xml:space="preserve"> and / or </w:t>
+              <w:t/>
+            </w:r>
+            <w:r>
+              <w:rPr>
+                <w:rFonts w:ascii="Arial" w:hAnsi="Arial" w:cs="Arial"/>
+                <w:sz w:val="20"/>
+                <w:szCs w:val="20"/>
+                <w:lang w:val="en-GB"/>
+              </w:rPr>
+              <w:t xml:space="preserve"/>
             </w:r>
             <w:r>
               <w:rPr>
@@ -6118,7 +6118,7 @@
                 <w:highlight w:val="red"/>
                 <w:lang w:val="en-GB"/>
               </w:rPr>
-              <w:t>1.</w:t>
+              <w:t/>
             </w:r>
             <w:r>
               <w:rPr>
@@ -6128,7 +6128,7 @@
                 <w:highlight w:val="red"/>
                 <w:lang w:val="en-GB"/>
               </w:rPr>
-              <w:t>8</w:t>
+              <w:t/>
             </w:r>
             <w:r>
               <w:rPr>
@@ -6138,16 +6138,16 @@
                 <w:highlight w:val="red"/>
                 <w:lang w:val="en-GB"/>
               </w:rPr>
-              <w:t>.2.</w:t>
-            </w:r>
-            <w:r>
-              <w:rPr>
-                <w:rFonts w:ascii="Arial" w:hAnsi="Arial" w:cs="Arial"/>
-                <w:sz w:val="20"/>
-                <w:szCs w:val="20"/>
-                <w:lang w:val="en-GB"/>
-              </w:rPr>
-              <w:t xml:space="preserve"> of the GPC do not meet national security interests;</w:t>
+              <w:t/>
+            </w:r>
+            <w:r>
+              <w:rPr>
+                <w:rFonts w:ascii="Arial" w:hAnsi="Arial" w:cs="Arial"/>
+                <w:sz w:val="20"/>
+                <w:szCs w:val="20"/>
+                <w:lang w:val="en-GB"/>
+              </w:rPr>
+              <w:t xml:space="preserve"> do not meet national security interests;</w:t>
             </w:r>
           </w:p>
         </w:tc>
